--- a/הַסֵּפֶר/הַתּוֹרָה/02 שמות/22 שמות כב.docx
+++ b/הַסֵּפֶר/הַתּוֹרָה/02 שמות/22 שמות כב.docx
@@ -41,7 +41,7 @@
           <w:pgNumType w:start="1"/>
         </w:sectPr>
       </w:pPr>
-      <w:bookmarkStart w:colFirst="0" w:colLast="0" w:name="_1d2k08m0d6ss" w:id="0"/>
+      <w:bookmarkStart w:colFirst="0" w:colLast="0" w:name="_ilhy9av1q7k7" w:id="0"/>
       <w:bookmarkEnd w:id="0"/>
       <w:r>
         <w:rPr>

--- a/הַסֵּפֶר/הַתּוֹרָה/02 שמות/22 שמות כב.docx
+++ b/הַסֵּפֶר/הַתּוֹרָה/02 שמות/22 שמות כב.docx
@@ -41,7 +41,7 @@
           <w:pgNumType w:start="1"/>
         </w:sectPr>
       </w:pPr>
-      <w:bookmarkStart w:colFirst="0" w:colLast="0" w:name="_ilhy9av1q7k7" w:id="0"/>
+      <w:bookmarkStart w:colFirst="0" w:colLast="0" w:name="_x0np3iaoc2qk" w:id="0"/>
       <w:bookmarkEnd w:id="0"/>
       <w:r>
         <w:rPr>
